--- a/11_MLF02/MLF02 - Module 1 - Introduction to Machine Learning.docx
+++ b/11_MLF02/MLF02 - Module 1 - Introduction to Machine Learning.docx
@@ -4,6 +4,9 @@
   <w:body>
     <w:p>
       <w:r>
+        <w:rPr>
+          <w:noProof/>
+        </w:rPr>
         <w:drawing>
           <wp:inline distT="0" distB="0" distL="0" distR="0" wp14:anchorId="0B47232B" wp14:editId="431CECE2">
             <wp:extent cx="2823845" cy="6659245"/>
@@ -41,6 +44,371 @@
         </w:drawing>
       </w:r>
     </w:p>
+    <w:p>
+      <w:r>
+        <w:lastRenderedPageBreak/>
+        <w:drawing>
+          <wp:inline distT="0" distB="0" distL="0" distR="0" wp14:anchorId="37A253F8" wp14:editId="697C2636">
+            <wp:extent cx="7649643" cy="5696745"/>
+            <wp:effectExtent l="0" t="0" r="8890" b="0"/>
+            <wp:docPr id="2143590795" name="Picture 1"/>
+            <wp:cNvGraphicFramePr>
+              <a:graphicFrameLocks xmlns:a="http://schemas.openxmlformats.org/drawingml/2006/main" noChangeAspect="1"/>
+            </wp:cNvGraphicFramePr>
+            <a:graphic xmlns:a="http://schemas.openxmlformats.org/drawingml/2006/main">
+              <a:graphicData uri="http://schemas.openxmlformats.org/drawingml/2006/picture">
+                <pic:pic xmlns:pic="http://schemas.openxmlformats.org/drawingml/2006/picture">
+                  <pic:nvPicPr>
+                    <pic:cNvPr id="2143590795" name=""/>
+                    <pic:cNvPicPr/>
+                  </pic:nvPicPr>
+                  <pic:blipFill>
+                    <a:blip r:embed="rId6"/>
+                    <a:stretch>
+                      <a:fillRect/>
+                    </a:stretch>
+                  </pic:blipFill>
+                  <pic:spPr>
+                    <a:xfrm>
+                      <a:off x="0" y="0"/>
+                      <a:ext cx="7649643" cy="5696745"/>
+                    </a:xfrm>
+                    <a:prstGeom prst="rect">
+                      <a:avLst/>
+                    </a:prstGeom>
+                  </pic:spPr>
+                </pic:pic>
+              </a:graphicData>
+            </a:graphic>
+          </wp:inline>
+        </w:drawing>
+      </w:r>
+    </w:p>
+    <w:p>
+      <w:r>
+        <w:lastRenderedPageBreak/>
+        <w:drawing>
+          <wp:inline distT="0" distB="0" distL="0" distR="0" wp14:anchorId="2DDCC61A" wp14:editId="733D41F8">
+            <wp:extent cx="8863330" cy="3979545"/>
+            <wp:effectExtent l="0" t="0" r="0" b="1905"/>
+            <wp:docPr id="102188823" name="Picture 1"/>
+            <wp:cNvGraphicFramePr>
+              <a:graphicFrameLocks xmlns:a="http://schemas.openxmlformats.org/drawingml/2006/main" noChangeAspect="1"/>
+            </wp:cNvGraphicFramePr>
+            <a:graphic xmlns:a="http://schemas.openxmlformats.org/drawingml/2006/main">
+              <a:graphicData uri="http://schemas.openxmlformats.org/drawingml/2006/picture">
+                <pic:pic xmlns:pic="http://schemas.openxmlformats.org/drawingml/2006/picture">
+                  <pic:nvPicPr>
+                    <pic:cNvPr id="102188823" name=""/>
+                    <pic:cNvPicPr/>
+                  </pic:nvPicPr>
+                  <pic:blipFill>
+                    <a:blip r:embed="rId7"/>
+                    <a:stretch>
+                      <a:fillRect/>
+                    </a:stretch>
+                  </pic:blipFill>
+                  <pic:spPr>
+                    <a:xfrm>
+                      <a:off x="0" y="0"/>
+                      <a:ext cx="8863330" cy="3979545"/>
+                    </a:xfrm>
+                    <a:prstGeom prst="rect">
+                      <a:avLst/>
+                    </a:prstGeom>
+                  </pic:spPr>
+                </pic:pic>
+              </a:graphicData>
+            </a:graphic>
+          </wp:inline>
+        </w:drawing>
+      </w:r>
+    </w:p>
+    <w:p>
+      <w:r>
+        <w:drawing>
+          <wp:inline distT="0" distB="0" distL="0" distR="0" wp14:anchorId="08CB20B0" wp14:editId="1C451315">
+            <wp:extent cx="8863330" cy="2426970"/>
+            <wp:effectExtent l="0" t="0" r="0" b="0"/>
+            <wp:docPr id="1841690313" name="Picture 1"/>
+            <wp:cNvGraphicFramePr>
+              <a:graphicFrameLocks xmlns:a="http://schemas.openxmlformats.org/drawingml/2006/main" noChangeAspect="1"/>
+            </wp:cNvGraphicFramePr>
+            <a:graphic xmlns:a="http://schemas.openxmlformats.org/drawingml/2006/main">
+              <a:graphicData uri="http://schemas.openxmlformats.org/drawingml/2006/picture">
+                <pic:pic xmlns:pic="http://schemas.openxmlformats.org/drawingml/2006/picture">
+                  <pic:nvPicPr>
+                    <pic:cNvPr id="1841690313" name=""/>
+                    <pic:cNvPicPr/>
+                  </pic:nvPicPr>
+                  <pic:blipFill>
+                    <a:blip r:embed="rId8"/>
+                    <a:stretch>
+                      <a:fillRect/>
+                    </a:stretch>
+                  </pic:blipFill>
+                  <pic:spPr>
+                    <a:xfrm>
+                      <a:off x="0" y="0"/>
+                      <a:ext cx="8863330" cy="2426970"/>
+                    </a:xfrm>
+                    <a:prstGeom prst="rect">
+                      <a:avLst/>
+                    </a:prstGeom>
+                  </pic:spPr>
+                </pic:pic>
+              </a:graphicData>
+            </a:graphic>
+          </wp:inline>
+        </w:drawing>
+      </w:r>
+    </w:p>
+    <w:p>
+      <w:r>
+        <w:lastRenderedPageBreak/>
+        <w:drawing>
+          <wp:inline distT="0" distB="0" distL="0" distR="0" wp14:anchorId="6213A0B9" wp14:editId="2609D36B">
+            <wp:extent cx="8621328" cy="5611008"/>
+            <wp:effectExtent l="0" t="0" r="8890" b="8890"/>
+            <wp:docPr id="714617222" name="Picture 1"/>
+            <wp:cNvGraphicFramePr>
+              <a:graphicFrameLocks xmlns:a="http://schemas.openxmlformats.org/drawingml/2006/main" noChangeAspect="1"/>
+            </wp:cNvGraphicFramePr>
+            <a:graphic xmlns:a="http://schemas.openxmlformats.org/drawingml/2006/main">
+              <a:graphicData uri="http://schemas.openxmlformats.org/drawingml/2006/picture">
+                <pic:pic xmlns:pic="http://schemas.openxmlformats.org/drawingml/2006/picture">
+                  <pic:nvPicPr>
+                    <pic:cNvPr id="714617222" name=""/>
+                    <pic:cNvPicPr/>
+                  </pic:nvPicPr>
+                  <pic:blipFill>
+                    <a:blip r:embed="rId9"/>
+                    <a:stretch>
+                      <a:fillRect/>
+                    </a:stretch>
+                  </pic:blipFill>
+                  <pic:spPr>
+                    <a:xfrm>
+                      <a:off x="0" y="0"/>
+                      <a:ext cx="8621328" cy="5611008"/>
+                    </a:xfrm>
+                    <a:prstGeom prst="rect">
+                      <a:avLst/>
+                    </a:prstGeom>
+                  </pic:spPr>
+                </pic:pic>
+              </a:graphicData>
+            </a:graphic>
+          </wp:inline>
+        </w:drawing>
+      </w:r>
+    </w:p>
+    <w:p>
+      <w:r>
+        <w:br w:type="page"/>
+      </w:r>
+    </w:p>
+    <w:p>
+      <w:r>
+        <w:lastRenderedPageBreak/>
+        <w:drawing>
+          <wp:inline distT="0" distB="0" distL="0" distR="0" wp14:anchorId="44031E12" wp14:editId="6406DA8B">
+            <wp:extent cx="8863330" cy="5226050"/>
+            <wp:effectExtent l="0" t="0" r="0" b="0"/>
+            <wp:docPr id="1303734826" name="Picture 1"/>
+            <wp:cNvGraphicFramePr>
+              <a:graphicFrameLocks xmlns:a="http://schemas.openxmlformats.org/drawingml/2006/main" noChangeAspect="1"/>
+            </wp:cNvGraphicFramePr>
+            <a:graphic xmlns:a="http://schemas.openxmlformats.org/drawingml/2006/main">
+              <a:graphicData uri="http://schemas.openxmlformats.org/drawingml/2006/picture">
+                <pic:pic xmlns:pic="http://schemas.openxmlformats.org/drawingml/2006/picture">
+                  <pic:nvPicPr>
+                    <pic:cNvPr id="1303734826" name=""/>
+                    <pic:cNvPicPr/>
+                  </pic:nvPicPr>
+                  <pic:blipFill>
+                    <a:blip r:embed="rId10"/>
+                    <a:stretch>
+                      <a:fillRect/>
+                    </a:stretch>
+                  </pic:blipFill>
+                  <pic:spPr>
+                    <a:xfrm>
+                      <a:off x="0" y="0"/>
+                      <a:ext cx="8863330" cy="5226050"/>
+                    </a:xfrm>
+                    <a:prstGeom prst="rect">
+                      <a:avLst/>
+                    </a:prstGeom>
+                  </pic:spPr>
+                </pic:pic>
+              </a:graphicData>
+            </a:graphic>
+          </wp:inline>
+        </w:drawing>
+      </w:r>
+    </w:p>
+    <w:p>
+      <w:r>
+        <w:lastRenderedPageBreak/>
+        <w:drawing>
+          <wp:inline distT="0" distB="0" distL="0" distR="0" wp14:anchorId="7075C345" wp14:editId="463C7576">
+            <wp:extent cx="8863330" cy="4146550"/>
+            <wp:effectExtent l="0" t="0" r="0" b="6350"/>
+            <wp:docPr id="2021676827" name="Picture 1"/>
+            <wp:cNvGraphicFramePr>
+              <a:graphicFrameLocks xmlns:a="http://schemas.openxmlformats.org/drawingml/2006/main" noChangeAspect="1"/>
+            </wp:cNvGraphicFramePr>
+            <a:graphic xmlns:a="http://schemas.openxmlformats.org/drawingml/2006/main">
+              <a:graphicData uri="http://schemas.openxmlformats.org/drawingml/2006/picture">
+                <pic:pic xmlns:pic="http://schemas.openxmlformats.org/drawingml/2006/picture">
+                  <pic:nvPicPr>
+                    <pic:cNvPr id="2021676827" name=""/>
+                    <pic:cNvPicPr/>
+                  </pic:nvPicPr>
+                  <pic:blipFill>
+                    <a:blip r:embed="rId11"/>
+                    <a:stretch>
+                      <a:fillRect/>
+                    </a:stretch>
+                  </pic:blipFill>
+                  <pic:spPr>
+                    <a:xfrm>
+                      <a:off x="0" y="0"/>
+                      <a:ext cx="8863330" cy="4146550"/>
+                    </a:xfrm>
+                    <a:prstGeom prst="rect">
+                      <a:avLst/>
+                    </a:prstGeom>
+                  </pic:spPr>
+                </pic:pic>
+              </a:graphicData>
+            </a:graphic>
+          </wp:inline>
+        </w:drawing>
+      </w:r>
+    </w:p>
+    <w:p>
+      <w:r>
+        <w:lastRenderedPageBreak/>
+        <w:drawing>
+          <wp:inline distT="0" distB="0" distL="0" distR="0" wp14:anchorId="19FF10EE" wp14:editId="0F794378">
+            <wp:extent cx="8863330" cy="4631055"/>
+            <wp:effectExtent l="0" t="0" r="0" b="0"/>
+            <wp:docPr id="163022853" name="Picture 1"/>
+            <wp:cNvGraphicFramePr>
+              <a:graphicFrameLocks xmlns:a="http://schemas.openxmlformats.org/drawingml/2006/main" noChangeAspect="1"/>
+            </wp:cNvGraphicFramePr>
+            <a:graphic xmlns:a="http://schemas.openxmlformats.org/drawingml/2006/main">
+              <a:graphicData uri="http://schemas.openxmlformats.org/drawingml/2006/picture">
+                <pic:pic xmlns:pic="http://schemas.openxmlformats.org/drawingml/2006/picture">
+                  <pic:nvPicPr>
+                    <pic:cNvPr id="163022853" name=""/>
+                    <pic:cNvPicPr/>
+                  </pic:nvPicPr>
+                  <pic:blipFill>
+                    <a:blip r:embed="rId12"/>
+                    <a:stretch>
+                      <a:fillRect/>
+                    </a:stretch>
+                  </pic:blipFill>
+                  <pic:spPr>
+                    <a:xfrm>
+                      <a:off x="0" y="0"/>
+                      <a:ext cx="8863330" cy="4631055"/>
+                    </a:xfrm>
+                    <a:prstGeom prst="rect">
+                      <a:avLst/>
+                    </a:prstGeom>
+                  </pic:spPr>
+                </pic:pic>
+              </a:graphicData>
+            </a:graphic>
+          </wp:inline>
+        </w:drawing>
+      </w:r>
+    </w:p>
+    <w:p>
+      <w:r>
+        <w:lastRenderedPageBreak/>
+        <w:drawing>
+          <wp:inline distT="0" distB="0" distL="0" distR="0" wp14:anchorId="629D2B59" wp14:editId="4294D59D">
+            <wp:extent cx="8564170" cy="5544324"/>
+            <wp:effectExtent l="0" t="0" r="8890" b="0"/>
+            <wp:docPr id="956719527" name="Picture 1"/>
+            <wp:cNvGraphicFramePr>
+              <a:graphicFrameLocks xmlns:a="http://schemas.openxmlformats.org/drawingml/2006/main" noChangeAspect="1"/>
+            </wp:cNvGraphicFramePr>
+            <a:graphic xmlns:a="http://schemas.openxmlformats.org/drawingml/2006/main">
+              <a:graphicData uri="http://schemas.openxmlformats.org/drawingml/2006/picture">
+                <pic:pic xmlns:pic="http://schemas.openxmlformats.org/drawingml/2006/picture">
+                  <pic:nvPicPr>
+                    <pic:cNvPr id="956719527" name=""/>
+                    <pic:cNvPicPr/>
+                  </pic:nvPicPr>
+                  <pic:blipFill>
+                    <a:blip r:embed="rId13"/>
+                    <a:stretch>
+                      <a:fillRect/>
+                    </a:stretch>
+                  </pic:blipFill>
+                  <pic:spPr>
+                    <a:xfrm>
+                      <a:off x="0" y="0"/>
+                      <a:ext cx="8564170" cy="5544324"/>
+                    </a:xfrm>
+                    <a:prstGeom prst="rect">
+                      <a:avLst/>
+                    </a:prstGeom>
+                  </pic:spPr>
+                </pic:pic>
+              </a:graphicData>
+            </a:graphic>
+          </wp:inline>
+        </w:drawing>
+      </w:r>
+    </w:p>
+    <w:p>
+      <w:r>
+        <w:lastRenderedPageBreak/>
+        <w:drawing>
+          <wp:inline distT="0" distB="0" distL="0" distR="0" wp14:anchorId="03DC6EE0" wp14:editId="3A963395">
+            <wp:extent cx="8535591" cy="6154009"/>
+            <wp:effectExtent l="0" t="0" r="0" b="0"/>
+            <wp:docPr id="811859645" name="Picture 1"/>
+            <wp:cNvGraphicFramePr>
+              <a:graphicFrameLocks xmlns:a="http://schemas.openxmlformats.org/drawingml/2006/main" noChangeAspect="1"/>
+            </wp:cNvGraphicFramePr>
+            <a:graphic xmlns:a="http://schemas.openxmlformats.org/drawingml/2006/main">
+              <a:graphicData uri="http://schemas.openxmlformats.org/drawingml/2006/picture">
+                <pic:pic xmlns:pic="http://schemas.openxmlformats.org/drawingml/2006/picture">
+                  <pic:nvPicPr>
+                    <pic:cNvPr id="811859645" name=""/>
+                    <pic:cNvPicPr/>
+                  </pic:nvPicPr>
+                  <pic:blipFill>
+                    <a:blip r:embed="rId14"/>
+                    <a:stretch>
+                      <a:fillRect/>
+                    </a:stretch>
+                  </pic:blipFill>
+                  <pic:spPr>
+                    <a:xfrm>
+                      <a:off x="0" y="0"/>
+                      <a:ext cx="8535591" cy="6154009"/>
+                    </a:xfrm>
+                    <a:prstGeom prst="rect">
+                      <a:avLst/>
+                    </a:prstGeom>
+                  </pic:spPr>
+                </pic:pic>
+              </a:graphicData>
+            </a:graphic>
+          </wp:inline>
+        </w:drawing>
+      </w:r>
+    </w:p>
+    <w:p/>
     <w:sectPr>
       <w:pgSz w:w="16838" w:h="11906" w:orient="landscape"/>
       <w:pgMar w:top="851" w:right="1440" w:bottom="568" w:left="1440" w:header="708" w:footer="708" w:gutter="0"/>

--- a/11_MLF02/MLF02 - Module 1 - Introduction to Machine Learning.docx
+++ b/11_MLF02/MLF02 - Module 1 - Introduction to Machine Learning.docx
@@ -48,6 +48,49 @@
       <w:r>
         <w:lastRenderedPageBreak/>
         <w:drawing>
+          <wp:inline distT="0" distB="0" distL="0" distR="0" wp14:anchorId="2A1E5AD6" wp14:editId="698F91AA">
+            <wp:extent cx="3505689" cy="5048955"/>
+            <wp:effectExtent l="0" t="0" r="0" b="0"/>
+            <wp:docPr id="1371890945" name="Picture 1"/>
+            <wp:cNvGraphicFramePr>
+              <a:graphicFrameLocks xmlns:a="http://schemas.openxmlformats.org/drawingml/2006/main" noChangeAspect="1"/>
+            </wp:cNvGraphicFramePr>
+            <a:graphic xmlns:a="http://schemas.openxmlformats.org/drawingml/2006/main">
+              <a:graphicData uri="http://schemas.openxmlformats.org/drawingml/2006/picture">
+                <pic:pic xmlns:pic="http://schemas.openxmlformats.org/drawingml/2006/picture">
+                  <pic:nvPicPr>
+                    <pic:cNvPr id="1371890945" name=""/>
+                    <pic:cNvPicPr/>
+                  </pic:nvPicPr>
+                  <pic:blipFill>
+                    <a:blip r:embed="rId6"/>
+                    <a:stretch>
+                      <a:fillRect/>
+                    </a:stretch>
+                  </pic:blipFill>
+                  <pic:spPr>
+                    <a:xfrm>
+                      <a:off x="0" y="0"/>
+                      <a:ext cx="3505689" cy="5048955"/>
+                    </a:xfrm>
+                    <a:prstGeom prst="rect">
+                      <a:avLst/>
+                    </a:prstGeom>
+                  </pic:spPr>
+                </pic:pic>
+              </a:graphicData>
+            </a:graphic>
+          </wp:inline>
+        </w:drawing>
+      </w:r>
+    </w:p>
+    <w:p>
+      <w:r>
+        <w:rPr>
+          <w:noProof/>
+        </w:rPr>
+        <w:lastRenderedPageBreak/>
+        <w:drawing>
           <wp:inline distT="0" distB="0" distL="0" distR="0" wp14:anchorId="37A253F8" wp14:editId="697C2636">
             <wp:extent cx="7649643" cy="5696745"/>
             <wp:effectExtent l="0" t="0" r="8890" b="0"/>
@@ -63,7 +106,7 @@
                     <pic:cNvPicPr/>
                   </pic:nvPicPr>
                   <pic:blipFill>
-                    <a:blip r:embed="rId6"/>
+                    <a:blip r:embed="rId7"/>
                     <a:stretch>
                       <a:fillRect/>
                     </a:stretch>
@@ -86,6 +129,9 @@
     </w:p>
     <w:p>
       <w:r>
+        <w:rPr>
+          <w:noProof/>
+        </w:rPr>
         <w:lastRenderedPageBreak/>
         <w:drawing>
           <wp:inline distT="0" distB="0" distL="0" distR="0" wp14:anchorId="2DDCC61A" wp14:editId="733D41F8">
@@ -103,7 +149,7 @@
                     <pic:cNvPicPr/>
                   </pic:nvPicPr>
                   <pic:blipFill>
-                    <a:blip r:embed="rId7"/>
+                    <a:blip r:embed="rId8"/>
                     <a:stretch>
                       <a:fillRect/>
                     </a:stretch>
@@ -126,6 +172,9 @@
     </w:p>
     <w:p>
       <w:r>
+        <w:rPr>
+          <w:noProof/>
+        </w:rPr>
         <w:drawing>
           <wp:inline distT="0" distB="0" distL="0" distR="0" wp14:anchorId="08CB20B0" wp14:editId="1C451315">
             <wp:extent cx="8863330" cy="2426970"/>
@@ -142,7 +191,7 @@
                     <pic:cNvPicPr/>
                   </pic:nvPicPr>
                   <pic:blipFill>
-                    <a:blip r:embed="rId8"/>
+                    <a:blip r:embed="rId9"/>
                     <a:stretch>
                       <a:fillRect/>
                     </a:stretch>
@@ -165,6 +214,9 @@
     </w:p>
     <w:p>
       <w:r>
+        <w:rPr>
+          <w:noProof/>
+        </w:rPr>
         <w:lastRenderedPageBreak/>
         <w:drawing>
           <wp:inline distT="0" distB="0" distL="0" distR="0" wp14:anchorId="6213A0B9" wp14:editId="2609D36B">
@@ -182,7 +234,7 @@
                     <pic:cNvPicPr/>
                   </pic:nvPicPr>
                   <pic:blipFill>
-                    <a:blip r:embed="rId9"/>
+                    <a:blip r:embed="rId10"/>
                     <a:stretch>
                       <a:fillRect/>
                     </a:stretch>
@@ -210,6 +262,9 @@
     </w:p>
     <w:p>
       <w:r>
+        <w:rPr>
+          <w:noProof/>
+        </w:rPr>
         <w:lastRenderedPageBreak/>
         <w:drawing>
           <wp:inline distT="0" distB="0" distL="0" distR="0" wp14:anchorId="44031E12" wp14:editId="6406DA8B">
@@ -227,7 +282,7 @@
                     <pic:cNvPicPr/>
                   </pic:nvPicPr>
                   <pic:blipFill>
-                    <a:blip r:embed="rId10"/>
+                    <a:blip r:embed="rId11"/>
                     <a:stretch>
                       <a:fillRect/>
                     </a:stretch>
@@ -250,6 +305,9 @@
     </w:p>
     <w:p>
       <w:r>
+        <w:rPr>
+          <w:noProof/>
+        </w:rPr>
         <w:lastRenderedPageBreak/>
         <w:drawing>
           <wp:inline distT="0" distB="0" distL="0" distR="0" wp14:anchorId="7075C345" wp14:editId="463C7576">
@@ -267,7 +325,7 @@
                     <pic:cNvPicPr/>
                   </pic:nvPicPr>
                   <pic:blipFill>
-                    <a:blip r:embed="rId11"/>
+                    <a:blip r:embed="rId12"/>
                     <a:stretch>
                       <a:fillRect/>
                     </a:stretch>
@@ -290,6 +348,9 @@
     </w:p>
     <w:p>
       <w:r>
+        <w:rPr>
+          <w:noProof/>
+        </w:rPr>
         <w:lastRenderedPageBreak/>
         <w:drawing>
           <wp:inline distT="0" distB="0" distL="0" distR="0" wp14:anchorId="19FF10EE" wp14:editId="0F794378">
@@ -307,7 +368,7 @@
                     <pic:cNvPicPr/>
                   </pic:nvPicPr>
                   <pic:blipFill>
-                    <a:blip r:embed="rId12"/>
+                    <a:blip r:embed="rId13"/>
                     <a:stretch>
                       <a:fillRect/>
                     </a:stretch>
@@ -330,6 +391,9 @@
     </w:p>
     <w:p>
       <w:r>
+        <w:rPr>
+          <w:noProof/>
+        </w:rPr>
         <w:lastRenderedPageBreak/>
         <w:drawing>
           <wp:inline distT="0" distB="0" distL="0" distR="0" wp14:anchorId="629D2B59" wp14:editId="4294D59D">
@@ -347,7 +411,7 @@
                     <pic:cNvPicPr/>
                   </pic:nvPicPr>
                   <pic:blipFill>
-                    <a:blip r:embed="rId13"/>
+                    <a:blip r:embed="rId14"/>
                     <a:stretch>
                       <a:fillRect/>
                     </a:stretch>
@@ -370,6 +434,9 @@
     </w:p>
     <w:p>
       <w:r>
+        <w:rPr>
+          <w:noProof/>
+        </w:rPr>
         <w:lastRenderedPageBreak/>
         <w:drawing>
           <wp:inline distT="0" distB="0" distL="0" distR="0" wp14:anchorId="03DC6EE0" wp14:editId="3A963395">
@@ -387,7 +454,7 @@
                     <pic:cNvPicPr/>
                   </pic:nvPicPr>
                   <pic:blipFill>
-                    <a:blip r:embed="rId14"/>
+                    <a:blip r:embed="rId15"/>
                     <a:stretch>
                       <a:fillRect/>
                     </a:stretch>
